--- a/docs/专业程序设计报告-成员A-密码协议方向.docx
+++ b/docs/专业程序设计报告-成员A-密码协议方向.docx
@@ -10551,7 +10551,7 @@
           <w:b w:val="0"/>
           <w:sz w:val="24"/>
         </w:rPr>
-        <w:t>测试分三层：最底层是进程内的密码学与协议断言（28 项），中间层是端到端自动化脚本（5 项），最上层是手工功能、健壮性与安全专项用例。三层共 62 项，其中 57 项由程序自动判定，5 项属于“已实现但未构造真实攻击”的设计保证项，在下图中以不同颜色区分，以免夸大结论。</w:t>
+        <w:t>测试分三层：最底层是进程内的密码学与协议断言（28 项），中间层是端到端自动化脚本（5 项），最上层是手工功能、健壮性与安全专项用例。三层共 62 项，其中 58 项的实测结果与预期一致，4 项属于“已实现但未构造真实攻击”的设计保证项（并发会话仲裁、同时握手仲裁、僵尸连接回收、指纹变化阻断），在下图中以不同颜色区分，以免夸大结论。</w:t>
       </w:r>
     </w:p>
     <w:p>

--- a/docs/专业程序设计报告-成员A-密码协议方向.docx
+++ b/docs/专业程序设计报告-成员A-密码协议方向.docx
@@ -178,7 +178,7 @@
           <w:b w:val="0"/>
           <w:sz w:val="24"/>
         </w:rPr>
-        <w:t>本报告实现了一个具备前向保密与后向恢复能力的端到端加密聊天工具。系统以 X25519 的 ECDHE 临时密钥交换为核心，每次会话都协商出独立的会话密钥，并通过 HKDF-SHA256 按用途做域分离；记录层采用 AES-256-GCM，把会话号、序号与收发方作为附加认证数据参与完整性校验；在此之上叠加消息级密钥棘轮与周期性 DH 棘轮，使历史消息不可被事后解密、被泄露的当前密钥也无法推导未来密钥。身份层使用 Ed25519 签名与 6 位安全码，并实现了一个可运行的中间人攻击工具来定量验证安全边界。实验表明：28 项密码学与协议断言全部通过，服务器在整个过程中始终无法解密任何一条消息，而中间人一旦插入两段握手，两端安全码必然不同（实测 639360 与 848529），核对一次即可发现。</w:t>
+        <w:t>本报告实现了一个具备前向保密与后向恢复能力的端到端加密聊天工具。系统以 X25519 的 ECDHE 临时密钥交换为核心，每次会话都协商出独立的会话密钥，并通过 HKDF-SHA256 按用途做域分离；记录层采用 AES-256-GCM，把会话号、序号与收发方作为附加认证数据参与完整性校验；在此之上叠加消息级密钥棘轮与周期性 DH 棘轮，使历史消息不可被事后解密、被泄露的当前密钥也无法推导未来密钥。身份层使用 Ed25519 签名与 6 位安全码，并实现了一个可运行的中间人攻击工具来定量验证安全边界。实验表明：28 项密码学与协议断言全部通过，服务器在整个过程中始终无法解密任何一条消息，而中间人一旦插入两段握手，两端安全码必然不同（实测 761443 与 975671），核对一次即可发现。</w:t>
       </w:r>
     </w:p>
     <w:p>
@@ -1194,7 +1194,7 @@
       <w:r>
         <w:drawing>
           <wp:inline xmlns:a="http://schemas.openxmlformats.org/drawingml/2006/main" xmlns:pic="http://schemas.openxmlformats.org/drawingml/2006/picture">
-            <wp:extent cx="4536000" cy="2929500"/>
+            <wp:extent cx="5256000" cy="3393376"/>
             <wp:docPr id="1" name="Picture 1"/>
             <wp:cNvGraphicFramePr>
               <a:graphicFrameLocks noChangeAspect="1"/>
@@ -1215,7 +1215,7 @@
                   <pic:spPr>
                     <a:xfrm>
                       <a:off x="0" y="0"/>
-                      <a:ext cx="4536000" cy="2929500"/>
+                      <a:ext cx="5256000" cy="3393376"/>
                     </a:xfrm>
                     <a:prstGeom prst="rect"/>
                   </pic:spPr>
@@ -2352,7 +2352,7 @@
       <w:r>
         <w:drawing>
           <wp:inline xmlns:a="http://schemas.openxmlformats.org/drawingml/2006/main" xmlns:pic="http://schemas.openxmlformats.org/drawingml/2006/picture">
-            <wp:extent cx="4896000" cy="2956075"/>
+            <wp:extent cx="5760000" cy="3474939"/>
             <wp:docPr id="2" name="Picture 2"/>
             <wp:cNvGraphicFramePr>
               <a:graphicFrameLocks noChangeAspect="1"/>
@@ -2373,7 +2373,7 @@
                   <pic:spPr>
                     <a:xfrm>
                       <a:off x="0" y="0"/>
-                      <a:ext cx="4896000" cy="2956075"/>
+                      <a:ext cx="5760000" cy="3474939"/>
                     </a:xfrm>
                     <a:prstGeom prst="rect"/>
                   </pic:spPr>
@@ -3030,7 +3030,7 @@
       <w:r>
         <w:drawing>
           <wp:inline xmlns:a="http://schemas.openxmlformats.org/drawingml/2006/main" xmlns:pic="http://schemas.openxmlformats.org/drawingml/2006/picture">
-            <wp:extent cx="4896000" cy="2832000"/>
+            <wp:extent cx="5580000" cy="3225289"/>
             <wp:docPr id="3" name="Picture 3"/>
             <wp:cNvGraphicFramePr>
               <a:graphicFrameLocks noChangeAspect="1"/>
@@ -3051,7 +3051,7 @@
                   <pic:spPr>
                     <a:xfrm>
                       <a:off x="0" y="0"/>
-                      <a:ext cx="4896000" cy="2832000"/>
+                      <a:ext cx="5580000" cy="3225289"/>
                     </a:xfrm>
                     <a:prstGeom prst="rect"/>
                   </pic:spPr>
@@ -4382,7 +4382,7 @@
       <w:r>
         <w:drawing>
           <wp:inline xmlns:a="http://schemas.openxmlformats.org/drawingml/2006/main" xmlns:pic="http://schemas.openxmlformats.org/drawingml/2006/picture">
-            <wp:extent cx="4680000" cy="3463200"/>
+            <wp:extent cx="5472000" cy="4485381"/>
             <wp:docPr id="4" name="Picture 4"/>
             <wp:cNvGraphicFramePr>
               <a:graphicFrameLocks noChangeAspect="1"/>
@@ -4403,7 +4403,7 @@
                   <pic:spPr>
                     <a:xfrm>
                       <a:off x="0" y="0"/>
-                      <a:ext cx="4680000" cy="3463200"/>
+                      <a:ext cx="5472000" cy="4485381"/>
                     </a:xfrm>
                     <a:prstGeom prst="rect"/>
                   </pic:spPr>
@@ -5154,7 +5154,7 @@
       <w:r>
         <w:drawing>
           <wp:inline xmlns:a="http://schemas.openxmlformats.org/drawingml/2006/main" xmlns:pic="http://schemas.openxmlformats.org/drawingml/2006/picture">
-            <wp:extent cx="4680000" cy="3151837"/>
+            <wp:extent cx="5364000" cy="3941067"/>
             <wp:docPr id="5" name="Picture 5"/>
             <wp:cNvGraphicFramePr>
               <a:graphicFrameLocks noChangeAspect="1"/>
@@ -5175,7 +5175,7 @@
                   <pic:spPr>
                     <a:xfrm>
                       <a:off x="0" y="0"/>
-                      <a:ext cx="4680000" cy="3151837"/>
+                      <a:ext cx="5364000" cy="3941067"/>
                     </a:xfrm>
                     <a:prstGeom prst="rect"/>
                   </pic:spPr>
@@ -6879,7 +6879,7 @@
       <w:r>
         <w:drawing>
           <wp:inline xmlns:a="http://schemas.openxmlformats.org/drawingml/2006/main" xmlns:pic="http://schemas.openxmlformats.org/drawingml/2006/picture">
-            <wp:extent cx="4680000" cy="2005714"/>
+            <wp:extent cx="5364000" cy="2298264"/>
             <wp:docPr id="6" name="Picture 6"/>
             <wp:cNvGraphicFramePr>
               <a:graphicFrameLocks noChangeAspect="1"/>
@@ -6900,7 +6900,7 @@
                   <pic:spPr>
                     <a:xfrm>
                       <a:off x="0" y="0"/>
-                      <a:ext cx="4680000" cy="2005714"/>
+                      <a:ext cx="5364000" cy="2298264"/>
                     </a:xfrm>
                     <a:prstGeom prst="rect"/>
                   </pic:spPr>
@@ -7092,7 +7092,7 @@
       <w:r>
         <w:drawing>
           <wp:inline xmlns:a="http://schemas.openxmlformats.org/drawingml/2006/main" xmlns:pic="http://schemas.openxmlformats.org/drawingml/2006/picture">
-            <wp:extent cx="4752000" cy="2280960"/>
+            <wp:extent cx="5472000" cy="3390981"/>
             <wp:docPr id="7" name="Picture 7"/>
             <wp:cNvGraphicFramePr>
               <a:graphicFrameLocks noChangeAspect="1"/>
@@ -7113,7 +7113,7 @@
                   <pic:spPr>
                     <a:xfrm>
                       <a:off x="0" y="0"/>
-                      <a:ext cx="4752000" cy="2280960"/>
+                      <a:ext cx="5472000" cy="3390981"/>
                     </a:xfrm>
                     <a:prstGeom prst="rect"/>
                   </pic:spPr>
@@ -8921,7 +8921,7 @@
           <w:b w:val="0"/>
           <w:sz w:val="24"/>
         </w:rPr>
-        <w:t>第七章的中间人实验给出了可复核的数据：中间人插入两段独立握手后，用户 1 看到安全码 639360、用户 2 看到 848529，两者不同；同时攻击者打印出了明文 card-password-is-123456，对应密文 39 字节，前 16 字节为 f37e78d8ddfda3a00d376a735fc105bb。这组数据同时说明了两件事：端到端加密在没有身份校验时确实不成立，而安全码确实能把“不可检测的劫持”变成“可检测的异常”。</w:t>
+        <w:t>第七章的中间人实验给出了可复核的数据：中间人插入两段独立握手后，用户 1 看到安全码 761443、用户 2 看到 975671，两者不同；同时攻击者打印出了明文 card-password-is-123456，对应密文 39 字节，前 16 字节为 0f7be79848e97de267ede98324e6a570。这组数据同时说明了两件事：端到端加密在没有身份校验时确实不成立，而安全码确实能把“不可检测的劫持”变成“可检测的异常”。</w:t>
       </w:r>
     </w:p>
     <w:p>
@@ -9038,7 +9038,7 @@
                 <w:b w:val="0"/>
                 <w:sz w:val="17"/>
               </w:rPr>
-              <w:t>096737</w:t>
+              <w:t>697441</w:t>
             </w:r>
           </w:p>
         </w:tc>
@@ -9054,7 +9054,7 @@
                 <w:b w:val="0"/>
                 <w:sz w:val="17"/>
               </w:rPr>
-              <w:t>639360</w:t>
+              <w:t>761443</w:t>
             </w:r>
           </w:p>
         </w:tc>
@@ -9088,7 +9088,7 @@
                 <w:b w:val="0"/>
                 <w:sz w:val="17"/>
               </w:rPr>
-              <w:t>096737（与发送端相同）</w:t>
+              <w:t>697441（与发送端相同）</w:t>
             </w:r>
           </w:p>
         </w:tc>
@@ -9104,7 +9104,7 @@
                 <w:b w:val="0"/>
                 <w:sz w:val="17"/>
               </w:rPr>
-              <w:t>848529（与发送端不同）</w:t>
+              <w:t>975671（与发送端不同）</w:t>
             </w:r>
           </w:p>
         </w:tc>
@@ -9138,7 +9138,7 @@
                 <w:b w:val="0"/>
                 <w:sz w:val="17"/>
               </w:rPr>
-              <w:t>b39d44a1bc1201a0</w:t>
+              <w:t>e881ae8fd6bfee3f</w:t>
             </w:r>
           </w:p>
         </w:tc>
@@ -9154,7 +9154,7 @@
                 <w:b w:val="0"/>
                 <w:sz w:val="17"/>
               </w:rPr>
-              <w:t>5019b344bcd81b5a</w:t>
+              <w:t>79a556b6c6393f9f</w:t>
             </w:r>
           </w:p>
         </w:tc>
@@ -9188,7 +9188,7 @@
                 <w:b w:val="0"/>
                 <w:sz w:val="17"/>
               </w:rPr>
-              <w:t>b39d44a1bc1201a0</w:t>
+              <w:t>e881ae8fd6bfee3f</w:t>
             </w:r>
           </w:p>
         </w:tc>
@@ -9204,7 +9204,7 @@
                 <w:b w:val="0"/>
                 <w:sz w:val="17"/>
               </w:rPr>
-              <w:t>ffdc2e42cd1ae5af</w:t>
+              <w:t>a14855aa11dc61a0</w:t>
             </w:r>
           </w:p>
         </w:tc>
@@ -10258,24 +10258,6 @@
     </w:tbl>
     <w:p/>
     <w:p>
-      <w:r>
-        <w:br w:type="page"/>
-      </w:r>
-    </w:p>
-    <w:p>
-      <w:pPr>
-        <w:spacing w:line="360" w:lineRule="auto" w:before="300" w:after="160"/>
-      </w:pPr>
-      <w:r>
-        <w:rPr>
-          <w:rFonts w:ascii="Times New Roman" w:hAnsi="Times New Roman" w:eastAsia="宋体"/>
-          <w:b/>
-          <w:sz w:val="28"/>
-        </w:rPr>
-        <w:t>七、系统测试与结果分析</w:t>
-      </w:r>
-    </w:p>
-    <w:p>
       <w:pPr>
         <w:pStyle w:val="9"/>
         <w:spacing w:before="200" w:after="80"/>
@@ -10286,7 +10268,21 @@
           <w:b/>
           <w:sz w:val="24"/>
         </w:rPr>
-        <w:t>7.1 测试环境</w:t>
+        <w:t>6.6 实现中遇到的问题与解决</w:t>
+      </w:r>
+    </w:p>
+    <w:p>
+      <w:pPr>
+        <w:spacing w:line="360" w:lineRule="auto"/>
+        <w:ind w:firstLine="480"/>
+      </w:pPr>
+      <w:r>
+        <w:rPr>
+          <w:rFonts w:ascii="Times New Roman" w:hAnsi="Times New Roman" w:eastAsia="宋体"/>
+          <w:b w:val="0"/>
+          <w:sz w:val="24"/>
+        </w:rPr>
+        <w:t>下面这些问题都是在本项目中真实出现过并被修复的。它们有一个共同点：程序不崩溃、不报错、测试看上去也能过，但安全性已经失效或协议已经走不通。完整记录下来，是因为答辩时最容易被追问的恰恰是“你怎么知道你的实现是对的”。</w:t>
       </w:r>
     </w:p>
     <w:p>
@@ -10300,7 +10296,504 @@
           <w:rFonts w:ascii="Times New Roman" w:hAnsi="Times New Roman" w:eastAsia="宋体"/>
           <w:sz w:val="21"/>
         </w:rPr>
-        <w:t>表 17  测试环境</w:t>
+        <w:t>表 17  密码协议部分的典型问题与解决</w:t>
+      </w:r>
+    </w:p>
+    <w:tbl>
+      <w:tblPr>
+        <w:tblStyle w:val="18"/>
+        <w:tblW w:type="auto" w:w="0"/>
+        <w:jc w:val="center"/>
+        <w:tblLook w:firstColumn="1" w:firstRow="1" w:lastColumn="0" w:lastRow="0" w:noHBand="0" w:noVBand="1" w:val="04A0"/>
+      </w:tblPr>
+      <w:tblGrid>
+        <w:gridCol w:w="3118"/>
+        <w:gridCol w:w="3118"/>
+        <w:gridCol w:w="3118"/>
+      </w:tblGrid>
+      <w:tr>
+        <w:tc>
+          <w:tcPr>
+            <w:tcW w:type="dxa" w:w="2608"/>
+          </w:tcPr>
+          <w:p>
+            <w:pPr>
+              <w:jc w:val="center"/>
+            </w:pPr>
+            <w:r/>
+            <w:r>
+              <w:rPr>
+                <w:rFonts w:ascii="Times New Roman" w:hAnsi="Times New Roman" w:eastAsia="宋体"/>
+                <w:b/>
+                <w:sz w:val="16"/>
+              </w:rPr>
+              <w:t>问题现象</w:t>
+            </w:r>
+          </w:p>
+        </w:tc>
+        <w:tc>
+          <w:tcPr>
+            <w:tcW w:type="dxa" w:w="3628"/>
+          </w:tcPr>
+          <w:p>
+            <w:pPr>
+              <w:jc w:val="center"/>
+            </w:pPr>
+            <w:r/>
+            <w:r>
+              <w:rPr>
+                <w:rFonts w:ascii="Times New Roman" w:hAnsi="Times New Roman" w:eastAsia="宋体"/>
+                <w:b/>
+                <w:sz w:val="16"/>
+              </w:rPr>
+              <w:t>根因</w:t>
+            </w:r>
+          </w:p>
+        </w:tc>
+        <w:tc>
+          <w:tcPr>
+            <w:tcW w:type="dxa" w:w="2948"/>
+          </w:tcPr>
+          <w:p>
+            <w:pPr>
+              <w:jc w:val="center"/>
+            </w:pPr>
+            <w:r/>
+            <w:r>
+              <w:rPr>
+                <w:rFonts w:ascii="Times New Roman" w:hAnsi="Times New Roman" w:eastAsia="宋体"/>
+                <w:b/>
+                <w:sz w:val="16"/>
+              </w:rPr>
+              <w:t>解决方式</w:t>
+            </w:r>
+          </w:p>
+        </w:tc>
+      </w:tr>
+      <w:tr>
+        <w:tc>
+          <w:tcPr>
+            <w:tcW w:type="dxa" w:w="2608"/>
+          </w:tcPr>
+          <w:p>
+            <w:r/>
+            <w:r>
+              <w:rPr>
+                <w:rFonts w:ascii="Times New Roman" w:hAnsi="Times New Roman" w:eastAsia="宋体"/>
+                <w:b w:val="0"/>
+                <w:sz w:val="16"/>
+              </w:rPr>
+              <w:t>任何一个客户端都能看到别人聊天的内容</w:t>
+            </w:r>
+          </w:p>
+        </w:tc>
+        <w:tc>
+          <w:tcPr>
+            <w:tcW w:type="dxa" w:w="3628"/>
+          </w:tcPr>
+          <w:p>
+            <w:r/>
+            <w:r>
+              <w:rPr>
+                <w:rFonts w:ascii="Times New Roman" w:hAnsi="Times New Roman" w:eastAsia="宋体"/>
+                <w:b w:val="0"/>
+                <w:sz w:val="16"/>
+              </w:rPr>
+              <w:t>所谓“会话密钥”就是 32×用户 ID，X25519 与签名代码从未被调用</w:t>
+            </w:r>
+          </w:p>
+        </w:tc>
+        <w:tc>
+          <w:tcPr>
+            <w:tcW w:type="dxa" w:w="2948"/>
+          </w:tcPr>
+          <w:p>
+            <w:r/>
+            <w:r>
+              <w:rPr>
+                <w:rFonts w:ascii="Times New Roman" w:hAnsi="Times New Roman" w:eastAsia="宋体"/>
+                <w:b w:val="0"/>
+                <w:sz w:val="16"/>
+              </w:rPr>
+              <w:t>整体重写：ECDHE 协商 + HKDF 派生 + AEAD 记录层</w:t>
+            </w:r>
+          </w:p>
+        </w:tc>
+      </w:tr>
+      <w:tr>
+        <w:tc>
+          <w:tcPr>
+            <w:tcW w:type="dxa" w:w="2608"/>
+          </w:tcPr>
+          <w:p>
+            <w:r/>
+            <w:r>
+              <w:rPr>
+                <w:rFonts w:ascii="Times New Roman" w:hAnsi="Times New Roman" w:eastAsia="宋体"/>
+                <w:b w:val="0"/>
+                <w:sz w:val="16"/>
+              </w:rPr>
+              <w:t>握手永远失败，提示“对端身份签名无效”</w:t>
+            </w:r>
+          </w:p>
+        </w:tc>
+        <w:tc>
+          <w:tcPr>
+            <w:tcW w:type="dxa" w:w="3628"/>
+          </w:tcPr>
+          <w:p>
+            <w:r/>
+            <w:r>
+              <w:rPr>
+                <w:rFonts w:ascii="Times New Roman" w:hAnsi="Times New Roman" w:eastAsia="宋体"/>
+                <w:b w:val="0"/>
+                <w:sz w:val="16"/>
+              </w:rPr>
+              <w:t>验签输入误用了含 SigB 的 154 字节，而签名只覆盖前 90 字节</w:t>
+            </w:r>
+          </w:p>
+        </w:tc>
+        <w:tc>
+          <w:tcPr>
+            <w:tcW w:type="dxa" w:w="2948"/>
+          </w:tcPr>
+          <w:p>
+            <w:r/>
+            <w:r>
+              <w:rPr>
+                <w:rFonts w:ascii="Times New Roman" w:hAnsi="Times New Roman" w:eastAsia="宋体"/>
+                <w:b w:val="0"/>
+                <w:sz w:val="16"/>
+              </w:rPr>
+              <w:t>按 protocol.h 的具名常量（HS_RESP_BASE）精确切片</w:t>
+            </w:r>
+          </w:p>
+        </w:tc>
+      </w:tr>
+      <w:tr>
+        <w:tc>
+          <w:tcPr>
+            <w:tcW w:type="dxa" w:w="2608"/>
+          </w:tcPr>
+          <w:p>
+            <w:r/>
+            <w:r>
+              <w:rPr>
+                <w:rFonts w:ascii="Times New Roman" w:hAnsi="Times New Roman" w:eastAsia="宋体"/>
+                <w:b w:val="0"/>
+                <w:sz w:val="16"/>
+              </w:rPr>
+              <w:t>静态链接后启动即弹框“OpenSSL: FATAL”</w:t>
+            </w:r>
+          </w:p>
+        </w:tc>
+        <w:tc>
+          <w:tcPr>
+            <w:tcW w:type="dxa" w:w="3628"/>
+          </w:tcPr>
+          <w:p>
+            <w:r/>
+            <w:r>
+              <w:rPr>
+                <w:rFonts w:ascii="Times New Roman" w:hAnsi="Times New Roman" w:eastAsia="宋体"/>
+                <w:b w:val="0"/>
+                <w:sz w:val="16"/>
+              </w:rPr>
+              <w:t>PEM_*(FILE*) 依赖 OPENSSL_Applink，静态库下不可用</w:t>
+            </w:r>
+          </w:p>
+        </w:tc>
+        <w:tc>
+          <w:tcPr>
+            <w:tcW w:type="dxa" w:w="2948"/>
+          </w:tcPr>
+          <w:p>
+            <w:r/>
+            <w:r>
+              <w:rPr>
+                <w:rFonts w:ascii="Times New Roman" w:hAnsi="Times New Roman" w:eastAsia="宋体"/>
+                <w:b w:val="0"/>
+                <w:sz w:val="16"/>
+              </w:rPr>
+              <w:t>改用内存 BIO（BIO_new_mem_buf / BIO_s_mem）</w:t>
+            </w:r>
+          </w:p>
+        </w:tc>
+      </w:tr>
+      <w:tr>
+        <w:tc>
+          <w:tcPr>
+            <w:tcW w:type="dxa" w:w="2608"/>
+          </w:tcPr>
+          <w:p>
+            <w:r/>
+            <w:r>
+              <w:rPr>
+                <w:rFonts w:ascii="Times New Roman" w:hAnsi="Times New Roman" w:eastAsia="宋体"/>
+                <w:b w:val="0"/>
+                <w:sz w:val="16"/>
+              </w:rPr>
+              <w:t>身份私钥曾以明文 PEM 落盘</w:t>
+            </w:r>
+          </w:p>
+        </w:tc>
+        <w:tc>
+          <w:tcPr>
+            <w:tcW w:type="dxa" w:w="3628"/>
+          </w:tcPr>
+          <w:p>
+            <w:r/>
+            <w:r>
+              <w:rPr>
+                <w:rFonts w:ascii="Times New Roman" w:hAnsi="Times New Roman" w:eastAsia="宋体"/>
+                <w:b w:val="0"/>
+                <w:sz w:val="16"/>
+              </w:rPr>
+              <w:t>只考虑了“能存取”，没考虑文件被拷走或换账户打开</w:t>
+            </w:r>
+          </w:p>
+        </w:tc>
+        <w:tc>
+          <w:tcPr>
+            <w:tcW w:type="dxa" w:w="2948"/>
+          </w:tcPr>
+          <w:p>
+            <w:r/>
+            <w:r>
+              <w:rPr>
+                <w:rFonts w:ascii="Times New Roman" w:hAnsi="Times New Roman" w:eastAsia="宋体"/>
+                <w:b w:val="0"/>
+                <w:sz w:val="16"/>
+              </w:rPr>
+              <w:t>DPAPI 加密，并在启动时自动升级旧的明文文件</w:t>
+            </w:r>
+          </w:p>
+        </w:tc>
+      </w:tr>
+      <w:tr>
+        <w:tc>
+          <w:tcPr>
+            <w:tcW w:type="dxa" w:w="2608"/>
+          </w:tcPr>
+          <w:p>
+            <w:r/>
+            <w:r>
+              <w:rPr>
+                <w:rFonts w:ascii="Times New Roman" w:hAnsi="Times New Roman" w:eastAsia="宋体"/>
+                <w:b w:val="0"/>
+                <w:sz w:val="16"/>
+              </w:rPr>
+              <w:t>后向恢复形同虚设（没有任何异常现象）</w:t>
+            </w:r>
+          </w:p>
+        </w:tc>
+        <w:tc>
+          <w:tcPr>
+            <w:tcW w:type="dxa" w:w="3628"/>
+          </w:tcPr>
+          <w:p>
+            <w:r/>
+            <w:r>
+              <w:rPr>
+                <w:rFonts w:ascii="Times New Roman" w:hAnsi="Times New Roman" w:eastAsia="宋体"/>
+                <w:b w:val="0"/>
+                <w:sz w:val="16"/>
+              </w:rPr>
+              <w:t>root_key 在 secret 被清零之后才派生，等于对全零做 HKDF，所有根密钥相同</w:t>
+            </w:r>
+          </w:p>
+        </w:tc>
+        <w:tc>
+          <w:tcPr>
+            <w:tcW w:type="dxa" w:w="2948"/>
+          </w:tcPr>
+          <w:p>
+            <w:r/>
+            <w:r>
+              <w:rPr>
+                <w:rFonts w:ascii="Times New Roman" w:hAnsi="Times New Roman" w:eastAsia="宋体"/>
+                <w:b w:val="0"/>
+                <w:sz w:val="16"/>
+              </w:rPr>
+              <w:t>把派生移到清零之前，并注释说明顺序约束</w:t>
+            </w:r>
+          </w:p>
+        </w:tc>
+      </w:tr>
+      <w:tr>
+        <w:tc>
+          <w:tcPr>
+            <w:tcW w:type="dxa" w:w="2608"/>
+          </w:tcPr>
+          <w:p>
+            <w:r/>
+            <w:r>
+              <w:rPr>
+                <w:rFonts w:ascii="Times New Roman" w:hAnsi="Times New Roman" w:eastAsia="宋体"/>
+                <w:b w:val="0"/>
+                <w:sz w:val="16"/>
+              </w:rPr>
+              <w:t>前 8 条消息正常，第 9 条起对方收不到</w:t>
+            </w:r>
+          </w:p>
+        </w:tc>
+        <w:tc>
+          <w:tcPr>
+            <w:tcW w:type="dxa" w:w="3628"/>
+          </w:tcPr>
+          <w:p>
+            <w:r/>
+            <w:r>
+              <w:rPr>
+                <w:rFonts w:ascii="Times New Roman" w:hAnsi="Times New Roman" w:eastAsia="宋体"/>
+                <w:b w:val="0"/>
+                <w:sz w:val="16"/>
+              </w:rPr>
+              <w:t>客户端 switch 未处理 REKEY，轮换控制帧被 default 分支丢弃</w:t>
+            </w:r>
+          </w:p>
+        </w:tc>
+        <w:tc>
+          <w:tcPr>
+            <w:tcW w:type="dxa" w:w="2948"/>
+          </w:tcPr>
+          <w:p>
+            <w:r/>
+            <w:r>
+              <w:rPr>
+                <w:rFonts w:ascii="Times New Roman" w:hAnsi="Times New Roman" w:eastAsia="宋体"/>
+                <w:b w:val="0"/>
+                <w:sz w:val="16"/>
+              </w:rPr>
+              <w:t>与 DATA 合并处理，并增加“跨轮换点”的协议级断言</w:t>
+            </w:r>
+          </w:p>
+        </w:tc>
+      </w:tr>
+      <w:tr>
+        <w:tc>
+          <w:tcPr>
+            <w:tcW w:type="dxa" w:w="2608"/>
+          </w:tcPr>
+          <w:p>
+            <w:r/>
+            <w:r>
+              <w:rPr>
+                <w:rFonts w:ascii="Times New Roman" w:hAnsi="Times New Roman" w:eastAsia="宋体"/>
+                <w:b w:val="0"/>
+                <w:sz w:val="16"/>
+              </w:rPr>
+              <w:t>加密时存在越界读（长度不足 32 字节也被当密钥）</w:t>
+            </w:r>
+          </w:p>
+        </w:tc>
+        <w:tc>
+          <w:tcPr>
+            <w:tcW w:type="dxa" w:w="3628"/>
+          </w:tcPr>
+          <w:p>
+            <w:r/>
+            <w:r>
+              <w:rPr>
+                <w:rFonts w:ascii="Times New Roman" w:hAnsi="Times New Roman" w:eastAsia="宋体"/>
+                <w:b w:val="0"/>
+                <w:sz w:val="16"/>
+              </w:rPr>
+              <w:t>重构后 safe_key 计算了却没使用，仍传入旧缓冲区</w:t>
+            </w:r>
+          </w:p>
+        </w:tc>
+        <w:tc>
+          <w:tcPr>
+            <w:tcW w:type="dxa" w:w="2948"/>
+          </w:tcPr>
+          <w:p>
+            <w:r/>
+            <w:r>
+              <w:rPr>
+                <w:rFonts w:ascii="Times New Roman" w:hAnsi="Times New Roman" w:eastAsia="宋体"/>
+                <w:b w:val="0"/>
+                <w:sz w:val="16"/>
+              </w:rPr>
+              <w:t>在 aead_encrypt / aead_decrypt 内部强制校验 32 字节密钥</w:t>
+            </w:r>
+          </w:p>
+        </w:tc>
+      </w:tr>
+    </w:tbl>
+    <w:p/>
+    <w:p>
+      <w:pPr>
+        <w:spacing w:line="360" w:lineRule="auto"/>
+        <w:ind w:firstLine="480"/>
+      </w:pPr>
+      <w:r>
+        <w:rPr>
+          <w:rFonts w:ascii="Times New Roman" w:hAnsi="Times New Roman" w:eastAsia="宋体"/>
+          <w:b w:val="0"/>
+          <w:sz w:val="24"/>
+        </w:rPr>
+        <w:t>排查方法也经历了一个转变。前期靠“看现象猜原因”，效率极低：比如“握手永远失败”这一条，改过随机数长度、改过 KDF、甚至怀疑过 X25519 实现，一整天没有进展；后期固化成三步——先用 CryptoTest 把问题缩到原语级，再对照 protocol.h 的字段偏移表逐字段打印长度与偏移，最后用中间人工具在同一份协议代码上验证行为是否一致。第二条“签名无效”就是这样定位的：把每个字段的偏移和长度打印出来与协议表一比，立刻发现验签输入多了 64 字节。</w:t>
+      </w:r>
+    </w:p>
+    <w:p>
+      <w:pPr>
+        <w:spacing w:line="360" w:lineRule="auto"/>
+        <w:ind w:firstLine="480"/>
+      </w:pPr>
+      <w:r>
+        <w:rPr>
+          <w:rFonts w:ascii="Times New Roman" w:hAnsi="Times New Roman" w:eastAsia="宋体"/>
+          <w:b w:val="0"/>
+          <w:sz w:val="24"/>
+        </w:rPr>
+        <w:t>另一个体会是：清零时机、派生顺序、签名覆盖范围这三类缺陷既不会崩溃，也不会被“正常路径”的测试发现，只能靠对“为什么必须是这个顺序”的追问。因此几处关键的密钥处理代码都写了说明顺序约束的注释，并为它们各配了一条可以失败的断言；一旦有人调整顺序，自测会立刻变红。</w:t>
+      </w:r>
+    </w:p>
+    <w:p>
+      <w:r>
+        <w:br w:type="page"/>
+      </w:r>
+    </w:p>
+    <w:p>
+      <w:pPr>
+        <w:spacing w:line="360" w:lineRule="auto" w:before="300" w:after="160"/>
+      </w:pPr>
+      <w:r>
+        <w:rPr>
+          <w:rFonts w:ascii="Times New Roman" w:hAnsi="Times New Roman" w:eastAsia="宋体"/>
+          <w:b/>
+          <w:sz w:val="28"/>
+        </w:rPr>
+        <w:t>七、系统测试与结果分析</w:t>
+      </w:r>
+    </w:p>
+    <w:p>
+      <w:pPr>
+        <w:pStyle w:val="9"/>
+        <w:spacing w:before="200" w:after="80"/>
+      </w:pPr>
+      <w:r>
+        <w:rPr>
+          <w:rFonts w:ascii="Times New Roman" w:hAnsi="Times New Roman" w:eastAsia="宋体"/>
+          <w:b/>
+          <w:sz w:val="24"/>
+        </w:rPr>
+        <w:t>7.1 测试环境</w:t>
+      </w:r>
+    </w:p>
+    <w:p>
+      <w:pPr>
+        <w:pStyle w:val="6"/>
+        <w:spacing w:after="40"/>
+        <w:jc w:val="center"/>
+      </w:pPr>
+      <w:r>
+        <w:rPr>
+          <w:rFonts w:ascii="Times New Roman" w:hAnsi="Times New Roman" w:eastAsia="宋体"/>
+          <w:sz w:val="21"/>
+        </w:rPr>
+        <w:t>表 18  测试环境</w:t>
       </w:r>
     </w:p>
     <w:tbl>
@@ -10562,7 +11055,7 @@
       <w:r>
         <w:drawing>
           <wp:inline xmlns:a="http://schemas.openxmlformats.org/drawingml/2006/main" xmlns:pic="http://schemas.openxmlformats.org/drawingml/2006/picture">
-            <wp:extent cx="4608000" cy="2156936"/>
+            <wp:extent cx="5760000" cy="2925714"/>
             <wp:docPr id="8" name="Picture 8"/>
             <wp:cNvGraphicFramePr>
               <a:graphicFrameLocks noChangeAspect="1"/>
@@ -10583,7 +11076,7 @@
                   <pic:spPr>
                     <a:xfrm>
                       <a:off x="0" y="0"/>
-                      <a:ext cx="4608000" cy="2156936"/>
+                      <a:ext cx="5760000" cy="2925714"/>
                     </a:xfrm>
                     <a:prstGeom prst="rect"/>
                   </pic:spPr>
@@ -10643,7 +11136,7 @@
       <w:r>
         <w:drawing>
           <wp:inline xmlns:a="http://schemas.openxmlformats.org/drawingml/2006/main" xmlns:pic="http://schemas.openxmlformats.org/drawingml/2006/picture">
-            <wp:extent cx="4464000" cy="2871375"/>
+            <wp:extent cx="5760000" cy="6632727"/>
             <wp:docPr id="9" name="Picture 9"/>
             <wp:cNvGraphicFramePr>
               <a:graphicFrameLocks noChangeAspect="1"/>
@@ -10664,7 +11157,7 @@
                   <pic:spPr>
                     <a:xfrm>
                       <a:off x="0" y="0"/>
-                      <a:ext cx="4464000" cy="2871375"/>
+                      <a:ext cx="5760000" cy="6632727"/>
                     </a:xfrm>
                     <a:prstGeom prst="rect"/>
                   </pic:spPr>
@@ -10699,7 +11192,7 @@
           <w:rFonts w:ascii="Times New Roman" w:hAnsi="Times New Roman" w:eastAsia="宋体"/>
           <w:sz w:val="21"/>
         </w:rPr>
-        <w:t>表 18  自测分组与覆盖点</w:t>
+        <w:t>表 19  自测分组与覆盖点</w:t>
       </w:r>
     </w:p>
     <w:tbl>
@@ -11230,7 +11723,7 @@
           <w:rFonts w:ascii="Times New Roman" w:hAnsi="Times New Roman" w:eastAsia="宋体"/>
           <w:sz w:val="21"/>
         </w:rPr>
-        <w:t>表 19  功能测试用例</w:t>
+        <w:t>表 20  功能测试用例</w:t>
       </w:r>
     </w:p>
     <w:tbl>
@@ -12516,7 +13009,7 @@
       <w:r>
         <w:drawing>
           <wp:inline xmlns:a="http://schemas.openxmlformats.org/drawingml/2006/main" xmlns:pic="http://schemas.openxmlformats.org/drawingml/2006/picture">
-            <wp:extent cx="4464000" cy="3075200"/>
+            <wp:extent cx="5616000" cy="4138105"/>
             <wp:docPr id="10" name="Picture 10"/>
             <wp:cNvGraphicFramePr>
               <a:graphicFrameLocks noChangeAspect="1"/>
@@ -12537,7 +13030,7 @@
                   <pic:spPr>
                     <a:xfrm>
                       <a:off x="0" y="0"/>
-                      <a:ext cx="4464000" cy="3075200"/>
+                      <a:ext cx="5616000" cy="4138105"/>
                     </a:xfrm>
                     <a:prstGeom prst="rect"/>
                   </pic:spPr>
@@ -12572,7 +13065,7 @@
           <w:b w:val="0"/>
           <w:sz w:val="24"/>
         </w:rPr>
-        <w:t>正常情况下的关键证据是两端安全码必须完全相同。下面两张图分别是接收端与发送端的底部状态栏，安全码均为 096737、密钥指纹均为 b39d44a1bc1201a0，说明双方确实协商出了同一把会话密钥。</w:t>
+        <w:t>正常情况下的关键证据是两端安全码必须完全相同。下面两张图分别是接收端与发送端的底部状态栏，安全码均为 697441、密钥指纹均为 e881ae8fd6bfee3f，说明双方确实协商出了同一把会话密钥。</w:t>
       </w:r>
     </w:p>
     <w:p>
@@ -12583,7 +13076,7 @@
       <w:r>
         <w:drawing>
           <wp:inline xmlns:a="http://schemas.openxmlformats.org/drawingml/2006/main" xmlns:pic="http://schemas.openxmlformats.org/drawingml/2006/picture">
-            <wp:extent cx="4464000" cy="287680"/>
+            <wp:extent cx="5688000" cy="389178"/>
             <wp:docPr id="11" name="Picture 11"/>
             <wp:cNvGraphicFramePr>
               <a:graphicFrameLocks noChangeAspect="1"/>
@@ -12604,7 +13097,7 @@
                   <pic:spPr>
                     <a:xfrm>
                       <a:off x="0" y="0"/>
-                      <a:ext cx="4464000" cy="287680"/>
+                      <a:ext cx="5688000" cy="389178"/>
                     </a:xfrm>
                     <a:prstGeom prst="rect"/>
                   </pic:spPr>
@@ -12625,7 +13118,7 @@
           <w:rFonts w:ascii="Times New Roman" w:hAnsi="Times New Roman" w:eastAsia="宋体"/>
           <w:sz w:val="21"/>
         </w:rPr>
-        <w:t>图 11  接收端（用户 2）状态栏：安全码 096737</w:t>
+        <w:t>图 11  接收端（用户 2）状态栏：安全码 697441</w:t>
       </w:r>
     </w:p>
     <w:p>
@@ -12636,7 +13129,7 @@
       <w:r>
         <w:drawing>
           <wp:inline xmlns:a="http://schemas.openxmlformats.org/drawingml/2006/main" xmlns:pic="http://schemas.openxmlformats.org/drawingml/2006/picture">
-            <wp:extent cx="4464000" cy="287680"/>
+            <wp:extent cx="5688000" cy="389178"/>
             <wp:docPr id="12" name="Picture 12"/>
             <wp:cNvGraphicFramePr>
               <a:graphicFrameLocks noChangeAspect="1"/>
@@ -12657,7 +13150,7 @@
                   <pic:spPr>
                     <a:xfrm>
                       <a:off x="0" y="0"/>
-                      <a:ext cx="4464000" cy="287680"/>
+                      <a:ext cx="5688000" cy="389178"/>
                     </a:xfrm>
                     <a:prstGeom prst="rect"/>
                   </pic:spPr>
@@ -12678,7 +13171,7 @@
           <w:rFonts w:ascii="Times New Roman" w:hAnsi="Times New Roman" w:eastAsia="宋体"/>
           <w:sz w:val="21"/>
         </w:rPr>
-        <w:t>图 12  发送端（用户 1）状态栏：安全码同样是 096737</w:t>
+        <w:t>图 12  发送端（用户 1）状态栏：安全码同样是 697441</w:t>
       </w:r>
     </w:p>
     <w:p>
@@ -12706,7 +13199,7 @@
           <w:rFonts w:ascii="Times New Roman" w:hAnsi="Times New Roman" w:eastAsia="宋体"/>
           <w:sz w:val="21"/>
         </w:rPr>
-        <w:t>表 20  健壮性测试用例</w:t>
+        <w:t>表 21  健壮性测试用例</w:t>
       </w:r>
     </w:p>
     <w:tbl>
@@ -13582,7 +14075,7 @@
       <w:r>
         <w:drawing>
           <wp:inline xmlns:a="http://schemas.openxmlformats.org/drawingml/2006/main" xmlns:pic="http://schemas.openxmlformats.org/drawingml/2006/picture">
-            <wp:extent cx="4464000" cy="3075200"/>
+            <wp:extent cx="5616000" cy="4138105"/>
             <wp:docPr id="13" name="Picture 13"/>
             <wp:cNvGraphicFramePr>
               <a:graphicFrameLocks noChangeAspect="1"/>
@@ -13603,7 +14096,7 @@
                   <pic:spPr>
                     <a:xfrm>
                       <a:off x="0" y="0"/>
-                      <a:ext cx="4464000" cy="3075200"/>
+                      <a:ext cx="5616000" cy="4138105"/>
                     </a:xfrm>
                     <a:prstGeom prst="rect"/>
                   </pic:spPr>
@@ -13649,7 +14142,7 @@
       <w:r>
         <w:drawing>
           <wp:inline xmlns:a="http://schemas.openxmlformats.org/drawingml/2006/main" xmlns:pic="http://schemas.openxmlformats.org/drawingml/2006/picture">
-            <wp:extent cx="4464000" cy="287680"/>
+            <wp:extent cx="5688000" cy="389178"/>
             <wp:docPr id="14" name="Picture 14"/>
             <wp:cNvGraphicFramePr>
               <a:graphicFrameLocks noChangeAspect="1"/>
@@ -13670,7 +14163,7 @@
                   <pic:spPr>
                     <a:xfrm>
                       <a:off x="0" y="0"/>
-                      <a:ext cx="4464000" cy="287680"/>
+                      <a:ext cx="5688000" cy="389178"/>
                     </a:xfrm>
                     <a:prstGeom prst="rect"/>
                   </pic:spPr>
@@ -13730,7 +14223,7 @@
       <w:r>
         <w:drawing>
           <wp:inline xmlns:a="http://schemas.openxmlformats.org/drawingml/2006/main" xmlns:pic="http://schemas.openxmlformats.org/drawingml/2006/picture">
-            <wp:extent cx="4464000" cy="737025"/>
+            <wp:extent cx="5760000" cy="1753766"/>
             <wp:docPr id="15" name="Picture 15"/>
             <wp:cNvGraphicFramePr>
               <a:graphicFrameLocks noChangeAspect="1"/>
@@ -13751,7 +14244,7 @@
                   <pic:spPr>
                     <a:xfrm>
                       <a:off x="0" y="0"/>
-                      <a:ext cx="4464000" cy="737025"/>
+                      <a:ext cx="5760000" cy="1753766"/>
                     </a:xfrm>
                     <a:prstGeom prst="rect"/>
                   </pic:spPr>
@@ -13814,7 +14307,7 @@
           <w:rFonts w:ascii="Times New Roman" w:hAnsi="Times New Roman" w:eastAsia="宋体"/>
           <w:sz w:val="21"/>
         </w:rPr>
-        <w:t>表 21  安全专项测试用例</w:t>
+        <w:t>表 22  安全专项测试用例</w:t>
       </w:r>
     </w:p>
     <w:tbl>
@@ -14430,7 +14923,7 @@
       <w:r>
         <w:drawing>
           <wp:inline xmlns:a="http://schemas.openxmlformats.org/drawingml/2006/main" xmlns:pic="http://schemas.openxmlformats.org/drawingml/2006/picture">
-            <wp:extent cx="4464000" cy="2095347"/>
+            <wp:extent cx="5364000" cy="3065735"/>
             <wp:docPr id="16" name="Picture 16"/>
             <wp:cNvGraphicFramePr>
               <a:graphicFrameLocks noChangeAspect="1"/>
@@ -14451,7 +14944,7 @@
                   <pic:spPr>
                     <a:xfrm>
                       <a:off x="0" y="0"/>
-                      <a:ext cx="4464000" cy="2095347"/>
+                      <a:ext cx="5364000" cy="3065735"/>
                     </a:xfrm>
                     <a:prstGeom prst="rect"/>
                   </pic:spPr>
@@ -14551,7 +15044,7 @@
           <w:rFonts w:ascii="Consolas" w:hAnsi="Consolas" w:eastAsia="宋体"/>
           <w:sz w:val="18"/>
         </w:rPr>
-        <w:t>[MITM]   用户 1 看到 639360   用户 2 看到 848529</w:t>
+        <w:t>[MITM]   用户 1 看到 761443   用户 2 看到 975671</w:t>
       </w:r>
     </w:p>
     <w:p>
@@ -14577,7 +15070,7 @@
           <w:rFonts w:ascii="Consolas" w:hAnsi="Consolas" w:eastAsia="宋体"/>
           <w:sz w:val="18"/>
         </w:rPr>
-        <w:t>[抓包]   密文 39 字节，前 16 字节 f37e78d8ddfda3a00d376a735fc105bb</w:t>
+        <w:t>[抓包]   密文 39 字节，前 16 字节 0f7be79848e97de267ede98324e6a570</w:t>
       </w:r>
     </w:p>
     <w:p>
@@ -14616,7 +15109,7 @@
       <w:r>
         <w:drawing>
           <wp:inline xmlns:a="http://schemas.openxmlformats.org/drawingml/2006/main" xmlns:pic="http://schemas.openxmlformats.org/drawingml/2006/picture">
-            <wp:extent cx="4320000" cy="2976000"/>
+            <wp:extent cx="5616000" cy="4138105"/>
             <wp:docPr id="17" name="Picture 17"/>
             <wp:cNvGraphicFramePr>
               <a:graphicFrameLocks noChangeAspect="1"/>
@@ -14637,7 +15130,7 @@
                   <pic:spPr>
                     <a:xfrm>
                       <a:off x="0" y="0"/>
-                      <a:ext cx="4320000" cy="2976000"/>
+                      <a:ext cx="5616000" cy="4138105"/>
                     </a:xfrm>
                     <a:prstGeom prst="rect"/>
                   </pic:spPr>
@@ -14658,7 +15151,7 @@
           <w:rFonts w:ascii="Times New Roman" w:hAnsi="Times New Roman" w:eastAsia="宋体"/>
           <w:sz w:val="21"/>
         </w:rPr>
-        <w:t>图 17  被劫持的用户 1 界面：状态栏安全码 639360</w:t>
+        <w:t>图 17  被劫持的用户 1 界面：状态栏安全码 761443</w:t>
       </w:r>
     </w:p>
     <w:p>
@@ -14669,7 +15162,7 @@
       <w:r>
         <w:drawing>
           <wp:inline xmlns:a="http://schemas.openxmlformats.org/drawingml/2006/main" xmlns:pic="http://schemas.openxmlformats.org/drawingml/2006/picture">
-            <wp:extent cx="4464000" cy="277760"/>
+            <wp:extent cx="5688000" cy="389178"/>
             <wp:docPr id="18" name="Picture 18"/>
             <wp:cNvGraphicFramePr>
               <a:graphicFrameLocks noChangeAspect="1"/>
@@ -14690,7 +15183,7 @@
                   <pic:spPr>
                     <a:xfrm>
                       <a:off x="0" y="0"/>
-                      <a:ext cx="4464000" cy="277760"/>
+                      <a:ext cx="5688000" cy="389178"/>
                     </a:xfrm>
                     <a:prstGeom prst="rect"/>
                   </pic:spPr>
@@ -14711,7 +15204,7 @@
           <w:rFonts w:ascii="Times New Roman" w:hAnsi="Times New Roman" w:eastAsia="宋体"/>
           <w:sz w:val="21"/>
         </w:rPr>
-        <w:t>图 18  用户 1 状态栏：安全码 639360，指纹 5019b344bcd81b5a</w:t>
+        <w:t>图 18  用户 1 状态栏：安全码 761443，指纹 79a556b6c6393f9f</w:t>
       </w:r>
     </w:p>
     <w:p>
@@ -14722,7 +15215,7 @@
       <w:r>
         <w:drawing>
           <wp:inline xmlns:a="http://schemas.openxmlformats.org/drawingml/2006/main" xmlns:pic="http://schemas.openxmlformats.org/drawingml/2006/picture">
-            <wp:extent cx="4464000" cy="277760"/>
+            <wp:extent cx="5688000" cy="389178"/>
             <wp:docPr id="19" name="Picture 19"/>
             <wp:cNvGraphicFramePr>
               <a:graphicFrameLocks noChangeAspect="1"/>
@@ -14743,7 +15236,7 @@
                   <pic:spPr>
                     <a:xfrm>
                       <a:off x="0" y="0"/>
-                      <a:ext cx="4464000" cy="277760"/>
+                      <a:ext cx="5688000" cy="389178"/>
                     </a:xfrm>
                     <a:prstGeom prst="rect"/>
                   </pic:spPr>
@@ -14764,7 +15257,7 @@
           <w:rFonts w:ascii="Times New Roman" w:hAnsi="Times New Roman" w:eastAsia="宋体"/>
           <w:sz w:val="21"/>
         </w:rPr>
-        <w:t>图 19  用户 2 状态栏：安全码 848529，指纹 ffdc2e42cd1ae5af（与用户 1 不同）</w:t>
+        <w:t>图 19  用户 2 状态栏：安全码 975671，指纹 a14855aa11dc61a0（与用户 1 不同）</w:t>
       </w:r>
     </w:p>
     <w:p>
@@ -14922,7 +15415,7 @@
           <w:rFonts w:ascii="Times New Roman" w:hAnsi="Times New Roman" w:eastAsia="宋体"/>
           <w:sz w:val="21"/>
         </w:rPr>
-        <w:t>表 22  交付物清单</w:t>
+        <w:t>表 23  交付物清单</w:t>
       </w:r>
     </w:p>
     <w:tbl>
@@ -15255,7 +15748,7 @@
           <w:rFonts w:ascii="Times New Roman" w:hAnsi="Times New Roman" w:eastAsia="宋体"/>
           <w:sz w:val="21"/>
         </w:rPr>
-        <w:t>表 23  项目亮点回顾</w:t>
+        <w:t>表 24  项目亮点回顾</w:t>
       </w:r>
     </w:p>
     <w:tbl>
@@ -15574,7 +16067,7 @@
           <w:rFonts w:ascii="Times New Roman" w:hAnsi="Times New Roman" w:eastAsia="宋体"/>
           <w:sz w:val="21"/>
         </w:rPr>
-        <w:t>表 24  不足与改进方向</w:t>
+        <w:t>表 25  不足与改进方向</w:t>
       </w:r>
     </w:p>
     <w:tbl>

--- a/docs/专业程序设计报告-成员A-密码协议方向.docx
+++ b/docs/专业程序设计报告-成员A-密码协议方向.docx
@@ -2132,7 +2132,7 @@
                 <w:b w:val="0"/>
                 <w:sz w:val="18"/>
               </w:rPr>
-              <w:t>心跳 5 s / 超时 15 s / 3 s 重试</w:t>
+              <w:t>心跳 5 s / 超时 15 s / 重连 2 s</w:t>
             </w:r>
           </w:p>
         </w:tc>
